--- a/templates/template.docx
+++ b/templates/template.docx
@@ -79,49 +79,7 @@
               <w:rPr>
                 <w:color w:val="000000"/>
               </w:rPr>
-              <w:t>Исх. №{{</w:t>
-            </w:r>
-            <w:proofErr w:type="spellStart"/>
-            <w:r>
-              <w:rPr>
-                <w:color w:val="000000"/>
-              </w:rPr>
-              <w:t>num</w:t>
-            </w:r>
-            <w:proofErr w:type="spellEnd"/>
-            <w:r>
-              <w:rPr>
-                <w:color w:val="000000"/>
-              </w:rPr>
-              <w:t>}} /{{</w:t>
-            </w:r>
-            <w:proofErr w:type="spellStart"/>
-            <w:r>
-              <w:rPr>
-                <w:color w:val="000000"/>
-              </w:rPr>
-              <w:t>date_f</w:t>
-            </w:r>
-            <w:proofErr w:type="spellEnd"/>
-            <w:r>
-              <w:rPr>
-                <w:color w:val="000000"/>
-              </w:rPr>
-              <w:t>}} от {{</w:t>
-            </w:r>
-            <w:proofErr w:type="spellStart"/>
-            <w:r>
-              <w:rPr>
-                <w:color w:val="000000"/>
-              </w:rPr>
-              <w:t>now</w:t>
-            </w:r>
-            <w:proofErr w:type="spellEnd"/>
-            <w:r>
-              <w:rPr>
-                <w:color w:val="000000"/>
-              </w:rPr>
-              <w:t>}}</w:t>
+              <w:t>Исх. №{{num}} /{{date_f}} от {{now}}</w:t>
             </w:r>
           </w:p>
         </w:tc>
@@ -160,21 +118,7 @@
               <w:rPr>
                 <w:color w:val="000000"/>
               </w:rPr>
-              <w:t>{{</w:t>
-            </w:r>
-            <w:proofErr w:type="spellStart"/>
-            <w:r>
-              <w:rPr>
-                <w:color w:val="000000"/>
-              </w:rPr>
-              <w:t>post</w:t>
-            </w:r>
-            <w:proofErr w:type="spellEnd"/>
-            <w:r>
-              <w:rPr>
-                <w:color w:val="000000"/>
-              </w:rPr>
-              <w:t>}}</w:t>
+              <w:t>{{post}}</w:t>
             </w:r>
           </w:p>
         </w:tc>
@@ -238,21 +182,7 @@
               <w:rPr>
                 <w:color w:val="000000"/>
               </w:rPr>
-              <w:t>{{</w:t>
-            </w:r>
-            <w:proofErr w:type="spellStart"/>
-            <w:r>
-              <w:rPr>
-                <w:color w:val="000000"/>
-              </w:rPr>
-              <w:t>company</w:t>
-            </w:r>
-            <w:proofErr w:type="spellEnd"/>
-            <w:r>
-              <w:rPr>
-                <w:color w:val="000000"/>
-              </w:rPr>
-              <w:t>}}</w:t>
+              <w:t>{{company}}</w:t>
             </w:r>
           </w:p>
         </w:tc>
@@ -316,21 +246,7 @@
               <w:rPr>
                 <w:color w:val="000000"/>
               </w:rPr>
-              <w:t>{{</w:t>
-            </w:r>
-            <w:proofErr w:type="spellStart"/>
-            <w:r>
-              <w:rPr>
-                <w:color w:val="000000"/>
-              </w:rPr>
-              <w:t>initials</w:t>
-            </w:r>
-            <w:proofErr w:type="spellEnd"/>
-            <w:r>
-              <w:rPr>
-                <w:color w:val="000000"/>
-              </w:rPr>
-              <w:t>}}</w:t>
+              <w:t>{{initials}}</w:t>
             </w:r>
           </w:p>
         </w:tc>
@@ -355,49 +271,7 @@
         <w:rPr>
           <w:color w:val="000000"/>
         </w:rPr>
-        <w:t>Уважаем{{</w:t>
-      </w:r>
-      <w:proofErr w:type="spellStart"/>
-      <w:r>
-        <w:rPr>
-          <w:color w:val="000000"/>
-        </w:rPr>
-        <w:t>gender</w:t>
-      </w:r>
-      <w:proofErr w:type="spellEnd"/>
-      <w:r>
-        <w:rPr>
-          <w:color w:val="000000"/>
-        </w:rPr>
-        <w:t>}} {{</w:t>
-      </w:r>
-      <w:proofErr w:type="spellStart"/>
-      <w:r>
-        <w:rPr>
-          <w:color w:val="000000"/>
-        </w:rPr>
-        <w:t>name</w:t>
-      </w:r>
-      <w:proofErr w:type="spellEnd"/>
-      <w:r>
-        <w:rPr>
-          <w:color w:val="000000"/>
-        </w:rPr>
-        <w:t>}} {{</w:t>
-      </w:r>
-      <w:proofErr w:type="spellStart"/>
-      <w:r>
-        <w:rPr>
-          <w:color w:val="000000"/>
-        </w:rPr>
-        <w:t>surname</w:t>
-      </w:r>
-      <w:proofErr w:type="spellEnd"/>
-      <w:r>
-        <w:rPr>
-          <w:color w:val="000000"/>
-        </w:rPr>
-        <w:t>}}!</w:t>
+        <w:t>Уважаем{{gender}} {{name}} {{surname}}!</w:t>
       </w:r>
     </w:p>
     <w:p>
@@ -420,28 +294,14 @@
         <w:rPr>
           <w:color w:val="000000"/>
         </w:rPr>
-        <w:t xml:space="preserve">    В ответ на заявку {{</w:t>
-      </w:r>
-      <w:proofErr w:type="spellStart"/>
-      <w:r>
-        <w:rPr>
-          <w:color w:val="000000"/>
-        </w:rPr>
-        <w:t>app_num</w:t>
-      </w:r>
-      <w:proofErr w:type="spellEnd"/>
-      <w:r>
-        <w:rPr>
-          <w:color w:val="000000"/>
-        </w:rPr>
-        <w:t>}} на поставку оборудования, высылаем Вам коммерческое предложение и готовы предложить продукцию в следующем ассортименте.</w:t>
+        <w:t xml:space="preserve">    В ответ на заявку {{app_num}} на поставку оборудования, высылаем Вам коммерческое предложение и готовы предложить продукцию в следующем ассортименте.</w:t>
       </w:r>
     </w:p>
     <w:tbl>
       <w:tblPr>
         <w:tblStyle w:val="a6"/>
-        <w:tblW w:w="9840" w:type="dxa"/>
-        <w:tblInd w:w="432" w:type="dxa"/>
+        <w:tblW w:w="11333" w:type="dxa"/>
+        <w:tblInd w:w="-808" w:type="dxa"/>
         <w:tblBorders>
           <w:top w:val="single" w:sz="8" w:space="0" w:color="FFFFFF"/>
           <w:left w:val="single" w:sz="8" w:space="0" w:color="FFFFFF"/>
@@ -461,15 +321,15 @@
         <w:gridCol w:w="1035"/>
         <w:gridCol w:w="1931"/>
         <w:gridCol w:w="1760"/>
-        <w:gridCol w:w="1070"/>
+        <w:gridCol w:w="1085"/>
       </w:tblGrid>
       <w:tr>
         <w:trPr>
-          <w:trHeight w:val="511"/>
+          <w:trHeight w:val="551"/>
         </w:trPr>
         <w:tc>
           <w:tcPr>
-            <w:tcW w:w="600" w:type="dxa"/>
+            <w:tcW w:w="551" w:type="dxa"/>
             <w:tcBorders>
               <w:top w:val="single" w:sz="4" w:space="0" w:color="000000"/>
               <w:left w:val="single" w:sz="4" w:space="0" w:color="000000"/>
@@ -514,7 +374,7 @@
         </w:tc>
         <w:tc>
           <w:tcPr>
-            <w:tcW w:w="1800" w:type="dxa"/>
+            <w:tcW w:w="1633" w:type="dxa"/>
             <w:tcBorders>
               <w:top w:val="single" w:sz="4" w:space="0" w:color="000000"/>
               <w:left w:val="single" w:sz="4" w:space="0" w:color="000000"/>
@@ -558,7 +418,7 @@
         </w:tc>
         <w:tc>
           <w:tcPr>
-            <w:tcW w:w="1515" w:type="dxa"/>
+            <w:tcW w:w="1466" w:type="dxa"/>
             <w:tcBorders>
               <w:top w:val="single" w:sz="4" w:space="0" w:color="000000"/>
               <w:left w:val="single" w:sz="4" w:space="0" w:color="000000"/>
@@ -602,7 +462,7 @@
         </w:tc>
         <w:tc>
           <w:tcPr>
-            <w:tcW w:w="585" w:type="dxa"/>
+            <w:tcW w:w="974" w:type="dxa"/>
             <w:tcBorders>
               <w:top w:val="single" w:sz="4" w:space="0" w:color="000000"/>
               <w:left w:val="single" w:sz="4" w:space="0" w:color="000000"/>
@@ -640,25 +500,13 @@
                 <w:sz w:val="22"/>
                 <w:szCs w:val="22"/>
               </w:rPr>
-              <w:t xml:space="preserve">Ед. </w:t>
+              <w:t>Ед. изм</w:t>
             </w:r>
-            <w:proofErr w:type="spellStart"/>
-            <w:r>
-              <w:rPr>
-                <w:b/>
-                <w:bCs/>
-                <w:color w:val="000000"/>
-                <w:sz w:val="22"/>
-                <w:szCs w:val="22"/>
-              </w:rPr>
-              <w:t>изм</w:t>
-            </w:r>
-            <w:proofErr w:type="spellEnd"/>
           </w:p>
         </w:tc>
         <w:tc>
           <w:tcPr>
-            <w:tcW w:w="630" w:type="dxa"/>
+            <w:tcW w:w="913" w:type="dxa"/>
             <w:tcBorders>
               <w:top w:val="single" w:sz="4" w:space="0" w:color="000000"/>
               <w:left w:val="single" w:sz="4" w:space="0" w:color="000000"/>
@@ -702,7 +550,7 @@
         </w:tc>
         <w:tc>
           <w:tcPr>
-            <w:tcW w:w="1350" w:type="dxa"/>
+            <w:tcW w:w="1035" w:type="dxa"/>
             <w:tcBorders>
               <w:top w:val="single" w:sz="4" w:space="0" w:color="000000"/>
               <w:left w:val="single" w:sz="4" w:space="0" w:color="000000"/>
@@ -740,25 +588,13 @@
                 <w:sz w:val="22"/>
                 <w:szCs w:val="22"/>
               </w:rPr>
-              <w:t xml:space="preserve">Цена за ед. без </w:t>
+              <w:t>Цена за ед. без ндс</w:t>
             </w:r>
-            <w:proofErr w:type="spellStart"/>
-            <w:r>
-              <w:rPr>
-                <w:b/>
-                <w:bCs/>
-                <w:color w:val="000000"/>
-                <w:sz w:val="22"/>
-                <w:szCs w:val="22"/>
-              </w:rPr>
-              <w:t>ндс</w:t>
-            </w:r>
-            <w:proofErr w:type="spellEnd"/>
           </w:p>
         </w:tc>
         <w:tc>
           <w:tcPr>
-            <w:tcW w:w="1080" w:type="dxa"/>
+            <w:tcW w:w="1931" w:type="dxa"/>
             <w:tcBorders>
               <w:top w:val="single" w:sz="4" w:space="0" w:color="000000"/>
               <w:left w:val="single" w:sz="4" w:space="0" w:color="000000"/>
@@ -802,7 +638,7 @@
         </w:tc>
         <w:tc>
           <w:tcPr>
-            <w:tcW w:w="1080" w:type="dxa"/>
+            <w:tcW w:w="1760" w:type="dxa"/>
             <w:tcBorders>
               <w:top w:val="single" w:sz="4" w:space="0" w:color="000000"/>
               <w:left w:val="single" w:sz="4" w:space="0" w:color="000000"/>
@@ -846,7 +682,7 @@
         </w:tc>
         <w:tc>
           <w:tcPr>
-            <w:tcW w:w="1200" w:type="dxa"/>
+            <w:tcW w:w="1070" w:type="dxa"/>
             <w:tcBorders>
               <w:top w:val="single" w:sz="4" w:space="0" w:color="000000"/>
               <w:left w:val="single" w:sz="4" w:space="0" w:color="000000"/>
@@ -884,18 +720,39 @@
                 <w:sz w:val="22"/>
                 <w:szCs w:val="22"/>
               </w:rPr>
-              <w:t>Срок доставки</w:t>
+              <w:t xml:space="preserve">Срок </w:t>
+            </w:r>
+            <w:r>
+              <w:rPr>
+                <w:b/>
+                <w:bCs/>
+                <w:color w:val="000000"/>
+                <w:sz w:val="22"/>
+                <w:szCs w:val="22"/>
+                <w:lang w:val="ru-RU"/>
+              </w:rPr>
+              <w:t>п</w:t>
+            </w:r>
+            <w:r>
+              <w:rPr>
+                <w:b/>
+                <w:bCs/>
+                <w:color w:val="000000"/>
+                <w:sz w:val="22"/>
+                <w:szCs w:val="22"/>
+              </w:rPr>
+              <w:t>оставки</w:t>
             </w:r>
           </w:p>
         </w:tc>
       </w:tr>
       <w:tr>
         <w:trPr>
-          <w:trHeight w:val="144"/>
+          <w:trHeight w:val="155"/>
         </w:trPr>
         <w:tc>
           <w:tcPr>
-            <w:tcW w:w="600" w:type="dxa"/>
+            <w:tcW w:w="551" w:type="dxa"/>
             <w:tcBorders>
               <w:top w:val="single" w:sz="4" w:space="0" w:color="000000"/>
               <w:left w:val="single" w:sz="4" w:space="0" w:color="000000"/>
@@ -937,7 +794,7 @@
         </w:tc>
         <w:tc>
           <w:tcPr>
-            <w:tcW w:w="1800" w:type="dxa"/>
+            <w:tcW w:w="1633" w:type="dxa"/>
             <w:tcBorders>
               <w:top w:val="single" w:sz="4" w:space="0" w:color="000000"/>
               <w:left w:val="single" w:sz="4" w:space="0" w:color="000000"/>
@@ -979,7 +836,7 @@
         </w:tc>
         <w:tc>
           <w:tcPr>
-            <w:tcW w:w="1515" w:type="dxa"/>
+            <w:tcW w:w="1466" w:type="dxa"/>
             <w:tcBorders>
               <w:top w:val="single" w:sz="4" w:space="0" w:color="000000"/>
               <w:left w:val="single" w:sz="4" w:space="0" w:color="000000"/>
@@ -1021,7 +878,7 @@
         </w:tc>
         <w:tc>
           <w:tcPr>
-            <w:tcW w:w="585" w:type="dxa"/>
+            <w:tcW w:w="974" w:type="dxa"/>
             <w:tcBorders>
               <w:top w:val="single" w:sz="4" w:space="0" w:color="000000"/>
               <w:left w:val="single" w:sz="4" w:space="0" w:color="000000"/>
@@ -1063,7 +920,7 @@
         </w:tc>
         <w:tc>
           <w:tcPr>
-            <w:tcW w:w="630" w:type="dxa"/>
+            <w:tcW w:w="913" w:type="dxa"/>
             <w:tcBorders>
               <w:top w:val="single" w:sz="4" w:space="0" w:color="000000"/>
               <w:left w:val="single" w:sz="4" w:space="0" w:color="000000"/>
@@ -1099,31 +956,13 @@
                 <w:sz w:val="22"/>
                 <w:szCs w:val="22"/>
               </w:rPr>
-              <w:t>{{</w:t>
-            </w:r>
-            <w:proofErr w:type="spellStart"/>
-            <w:r>
-              <w:rPr>
-                <w:color w:val="000000"/>
-                <w:sz w:val="22"/>
-                <w:szCs w:val="22"/>
-              </w:rPr>
-              <w:t>Qty</w:t>
-            </w:r>
-            <w:proofErr w:type="spellEnd"/>
-            <w:r>
-              <w:rPr>
-                <w:color w:val="000000"/>
-                <w:sz w:val="22"/>
-                <w:szCs w:val="22"/>
-              </w:rPr>
-              <w:t>}}</w:t>
+              <w:t>{{Qty}}</w:t>
             </w:r>
           </w:p>
         </w:tc>
         <w:tc>
           <w:tcPr>
-            <w:tcW w:w="1350" w:type="dxa"/>
+            <w:tcW w:w="1035" w:type="dxa"/>
             <w:tcBorders>
               <w:top w:val="single" w:sz="4" w:space="0" w:color="000000"/>
               <w:left w:val="single" w:sz="4" w:space="0" w:color="000000"/>
@@ -1165,7 +1004,7 @@
         </w:tc>
         <w:tc>
           <w:tcPr>
-            <w:tcW w:w="1080" w:type="dxa"/>
+            <w:tcW w:w="1931" w:type="dxa"/>
             <w:tcBorders>
               <w:top w:val="single" w:sz="4" w:space="0" w:color="000000"/>
               <w:left w:val="single" w:sz="4" w:space="0" w:color="000000"/>
@@ -1201,31 +1040,13 @@
                 <w:sz w:val="22"/>
                 <w:szCs w:val="22"/>
               </w:rPr>
-              <w:t>{{</w:t>
-            </w:r>
-            <w:proofErr w:type="spellStart"/>
-            <w:r>
-              <w:rPr>
-                <w:color w:val="000000"/>
-                <w:sz w:val="22"/>
-                <w:szCs w:val="22"/>
-              </w:rPr>
-              <w:t>Sum_wo</w:t>
-            </w:r>
-            <w:proofErr w:type="spellEnd"/>
-            <w:r>
-              <w:rPr>
-                <w:color w:val="000000"/>
-                <w:sz w:val="22"/>
-                <w:szCs w:val="22"/>
-              </w:rPr>
-              <w:t>}}</w:t>
+              <w:t>{{Sum_wo}}</w:t>
             </w:r>
           </w:p>
         </w:tc>
         <w:tc>
           <w:tcPr>
-            <w:tcW w:w="1080" w:type="dxa"/>
+            <w:tcW w:w="1760" w:type="dxa"/>
             <w:tcBorders>
               <w:top w:val="single" w:sz="4" w:space="0" w:color="000000"/>
               <w:left w:val="single" w:sz="4" w:space="0" w:color="000000"/>
@@ -1261,31 +1082,13 @@
                 <w:sz w:val="22"/>
                 <w:szCs w:val="22"/>
               </w:rPr>
-              <w:t>{{</w:t>
-            </w:r>
-            <w:proofErr w:type="spellStart"/>
-            <w:r>
-              <w:rPr>
-                <w:color w:val="000000"/>
-                <w:sz w:val="22"/>
-                <w:szCs w:val="22"/>
-              </w:rPr>
-              <w:t>Sum_w</w:t>
-            </w:r>
-            <w:proofErr w:type="spellEnd"/>
-            <w:r>
-              <w:rPr>
-                <w:color w:val="000000"/>
-                <w:sz w:val="22"/>
-                <w:szCs w:val="22"/>
-              </w:rPr>
-              <w:t>}}</w:t>
+              <w:t>{{Sum_w}}</w:t>
             </w:r>
           </w:p>
         </w:tc>
         <w:tc>
           <w:tcPr>
-            <w:tcW w:w="1200" w:type="dxa"/>
+            <w:tcW w:w="1070" w:type="dxa"/>
             <w:tcBorders>
               <w:top w:val="single" w:sz="4" w:space="0" w:color="000000"/>
               <w:left w:val="single" w:sz="4" w:space="0" w:color="000000"/>
@@ -1321,36 +1124,18 @@
                 <w:sz w:val="22"/>
                 <w:szCs w:val="22"/>
               </w:rPr>
-              <w:t>{{</w:t>
-            </w:r>
-            <w:proofErr w:type="spellStart"/>
-            <w:r>
-              <w:rPr>
-                <w:color w:val="000000"/>
-                <w:sz w:val="22"/>
-                <w:szCs w:val="22"/>
-              </w:rPr>
-              <w:t>Days</w:t>
-            </w:r>
-            <w:proofErr w:type="spellEnd"/>
-            <w:r>
-              <w:rPr>
-                <w:color w:val="000000"/>
-                <w:sz w:val="22"/>
-                <w:szCs w:val="22"/>
-              </w:rPr>
-              <w:t>}}</w:t>
+              <w:t>{{Days}}</w:t>
             </w:r>
           </w:p>
         </w:tc>
       </w:tr>
       <w:tr>
         <w:trPr>
-          <w:trHeight w:val="511"/>
+          <w:trHeight w:val="551"/>
         </w:trPr>
         <w:tc>
           <w:tcPr>
-            <w:tcW w:w="6480" w:type="dxa"/>
+            <w:tcW w:w="6572" w:type="dxa"/>
             <w:gridSpan w:val="6"/>
             <w:tcBorders>
               <w:top w:val="single" w:sz="4" w:space="0" w:color="000000"/>
@@ -1395,7 +1180,7 @@
         </w:tc>
         <w:tc>
           <w:tcPr>
-            <w:tcW w:w="1080" w:type="dxa"/>
+            <w:tcW w:w="1931" w:type="dxa"/>
             <w:tcBorders>
               <w:top w:val="single" w:sz="4" w:space="0" w:color="000000"/>
               <w:left w:val="single" w:sz="4" w:space="0" w:color="000000"/>
@@ -1447,7 +1232,7 @@
         </w:tc>
         <w:tc>
           <w:tcPr>
-            <w:tcW w:w="1080" w:type="dxa"/>
+            <w:tcW w:w="1760" w:type="dxa"/>
             <w:tcBorders>
               <w:top w:val="single" w:sz="4" w:space="0" w:color="000000"/>
               <w:left w:val="single" w:sz="4" w:space="0" w:color="000000"/>
@@ -1499,7 +1284,7 @@
         </w:tc>
         <w:tc>
           <w:tcPr>
-            <w:tcW w:w="1200" w:type="dxa"/>
+            <w:tcW w:w="1070" w:type="dxa"/>
             <w:tcBorders>
               <w:top w:val="single" w:sz="4" w:space="0" w:color="000000"/>
               <w:left w:val="single" w:sz="4" w:space="0" w:color="000000"/>
@@ -1543,161 +1328,7 @@
           <w:sz w:val="22"/>
           <w:szCs w:val="22"/>
         </w:rPr>
-        <w:t>{{</w:t>
-      </w:r>
-      <w:proofErr w:type="spellStart"/>
-      <w:r>
-        <w:rPr>
-          <w:b/>
-          <w:bCs/>
-          <w:color w:val="000000"/>
-          <w:sz w:val="22"/>
-          <w:szCs w:val="22"/>
-        </w:rPr>
-        <w:t>Total_wo</w:t>
-      </w:r>
-      <w:proofErr w:type="spellEnd"/>
-      <w:r>
-        <w:rPr>
-          <w:b/>
-          <w:bCs/>
-          <w:color w:val="000000"/>
-          <w:sz w:val="22"/>
-          <w:szCs w:val="22"/>
-        </w:rPr>
-        <w:t>}} {{</w:t>
-      </w:r>
-      <w:proofErr w:type="spellStart"/>
-      <w:r>
-        <w:rPr>
-          <w:b/>
-          <w:bCs/>
-          <w:color w:val="000000"/>
-          <w:sz w:val="22"/>
-          <w:szCs w:val="22"/>
-        </w:rPr>
-        <w:t>Currency</w:t>
-      </w:r>
-      <w:proofErr w:type="spellEnd"/>
-      <w:r>
-        <w:rPr>
-          <w:b/>
-          <w:bCs/>
-          <w:color w:val="000000"/>
-          <w:sz w:val="22"/>
-          <w:szCs w:val="22"/>
-        </w:rPr>
-        <w:t>}} ({{</w:t>
-      </w:r>
-      <w:proofErr w:type="spellStart"/>
-      <w:r>
-        <w:rPr>
-          <w:b/>
-          <w:bCs/>
-          <w:color w:val="000000"/>
-          <w:sz w:val="22"/>
-          <w:szCs w:val="22"/>
-        </w:rPr>
-        <w:t>Total_wo_text</w:t>
-      </w:r>
-      <w:proofErr w:type="spellEnd"/>
-      <w:r>
-        <w:rPr>
-          <w:b/>
-          <w:bCs/>
-          <w:color w:val="000000"/>
-          <w:sz w:val="22"/>
-          <w:szCs w:val="22"/>
-        </w:rPr>
-        <w:t>}}), включая НДС ({{NDS</w:t>
-      </w:r>
-      <w:proofErr w:type="gramStart"/>
-      <w:r>
-        <w:rPr>
-          <w:b/>
-          <w:bCs/>
-          <w:color w:val="000000"/>
-          <w:sz w:val="22"/>
-          <w:szCs w:val="22"/>
-        </w:rPr>
-        <w:t>}}%</w:t>
-      </w:r>
-      <w:proofErr w:type="gramEnd"/>
-      <w:r>
-        <w:rPr>
-          <w:b/>
-          <w:bCs/>
-          <w:color w:val="000000"/>
-          <w:sz w:val="22"/>
-          <w:szCs w:val="22"/>
-        </w:rPr>
-        <w:t>) в сумме {{</w:t>
-      </w:r>
-      <w:proofErr w:type="spellStart"/>
-      <w:r>
-        <w:rPr>
-          <w:b/>
-          <w:bCs/>
-          <w:color w:val="000000"/>
-          <w:sz w:val="22"/>
-          <w:szCs w:val="22"/>
-        </w:rPr>
-        <w:t>Total_diff</w:t>
-      </w:r>
-      <w:proofErr w:type="spellEnd"/>
-      <w:r>
-        <w:rPr>
-          <w:b/>
-          <w:bCs/>
-          <w:color w:val="000000"/>
-          <w:sz w:val="22"/>
-          <w:szCs w:val="22"/>
-        </w:rPr>
-        <w:t>}} {{</w:t>
-      </w:r>
-      <w:proofErr w:type="spellStart"/>
-      <w:r>
-        <w:rPr>
-          <w:b/>
-          <w:bCs/>
-          <w:color w:val="000000"/>
-          <w:sz w:val="22"/>
-          <w:szCs w:val="22"/>
-        </w:rPr>
-        <w:t>Currency</w:t>
-      </w:r>
-      <w:proofErr w:type="spellEnd"/>
-      <w:r>
-        <w:rPr>
-          <w:b/>
-          <w:bCs/>
-          <w:color w:val="000000"/>
-          <w:sz w:val="22"/>
-          <w:szCs w:val="22"/>
-        </w:rPr>
-        <w:t>}} ({{</w:t>
-      </w:r>
-      <w:proofErr w:type="spellStart"/>
-      <w:r>
-        <w:rPr>
-          <w:b/>
-          <w:bCs/>
-          <w:color w:val="000000"/>
-          <w:sz w:val="22"/>
-          <w:szCs w:val="22"/>
-        </w:rPr>
-        <w:t>Total_diff_text</w:t>
-      </w:r>
-      <w:proofErr w:type="spellEnd"/>
-      <w:r>
-        <w:rPr>
-          <w:b/>
-          <w:bCs/>
-          <w:color w:val="000000"/>
-          <w:sz w:val="22"/>
-          <w:szCs w:val="22"/>
-        </w:rPr>
-        <w:t>}})</w:t>
+        <w:t>{{Total_wo}} {{Currency}} ({{Total_wo_text}}), включая НДС ({{NDS}}%) в сумме {{Total_diff}} {{Currency}} ({{Total_diff_text}})</w:t>
       </w:r>
     </w:p>
     <w:p>
@@ -1723,21 +1354,7 @@
         <w:rPr>
           <w:color w:val="000000"/>
         </w:rPr>
-        <w:t>Условия поставки: {{</w:t>
-      </w:r>
-      <w:proofErr w:type="spellStart"/>
-      <w:r>
-        <w:rPr>
-          <w:color w:val="000000"/>
-        </w:rPr>
-        <w:t>Conditions</w:t>
-      </w:r>
-      <w:proofErr w:type="spellEnd"/>
-      <w:r>
-        <w:rPr>
-          <w:color w:val="000000"/>
-        </w:rPr>
-        <w:t>}}</w:t>
+        <w:t>Условия поставки: {{Conditions}}</w:t>
       </w:r>
     </w:p>
     <w:p>
@@ -1763,21 +1380,20 @@
         <w:rPr>
           <w:color w:val="000000"/>
         </w:rPr>
-        <w:t>Срок гарантии - {{</w:t>
+        <w:t>Срок гарантии - {{Garanty_period}}</w:t>
       </w:r>
-      <w:proofErr w:type="spellStart"/>
       <w:r>
         <w:rPr>
           <w:color w:val="000000"/>
-        </w:rPr>
-        <w:t>Garanty_period</w:t>
+          <w:lang w:val="ru-RU"/>
+        </w:rPr>
+        <w:t xml:space="preserve">, </w:t>
       </w:r>
-      <w:proofErr w:type="spellEnd"/>
       <w:r>
         <w:rPr>
           <w:color w:val="000000"/>
         </w:rPr>
-        <w:t>}} с момента отгрузки гарантия не распространяется на быстроизнашивающиеся части;</w:t>
+        <w:t>с момента отгрузки гарантия не распространяется на быстроизнашивающиеся части;</w:t>
       </w:r>
     </w:p>
     <w:p>
@@ -1803,35 +1419,33 @@
         <w:rPr>
           <w:color w:val="000000"/>
         </w:rPr>
-        <w:t>Сроки поставки - от {{</w:t>
+        <w:t>Сроки поставки -</w:t>
       </w:r>
-      <w:proofErr w:type="spellStart"/>
       <w:r>
         <w:rPr>
           <w:color w:val="000000"/>
-        </w:rPr>
-        <w:t>MinDays</w:t>
+          <w:lang w:val="ru-RU"/>
+        </w:rPr>
+        <w:t xml:space="preserve"> </w:t>
       </w:r>
-      <w:proofErr w:type="spellEnd"/>
       <w:r>
         <w:rPr>
           <w:color w:val="000000"/>
         </w:rPr>
-        <w:t>}} до {{</w:t>
+        <w:t>{{MinDays}}</w:t>
       </w:r>
-      <w:proofErr w:type="spellStart"/>
       <w:r>
         <w:rPr>
           <w:color w:val="000000"/>
-        </w:rPr>
-        <w:t>MaxDays</w:t>
+          <w:lang w:val="ru-RU"/>
+        </w:rPr>
+        <w:t xml:space="preserve"> </w:t>
       </w:r>
-      <w:proofErr w:type="spellEnd"/>
       <w:r>
         <w:rPr>
           <w:color w:val="000000"/>
         </w:rPr>
-        <w:t>}} дней с момента подписания спецификации с возможностью досрочной поставки;</w:t>
+        <w:t>дней с момента подписания спецификации с возможностью досрочной поставки;</w:t>
       </w:r>
     </w:p>
     <w:p>
@@ -1857,21 +1471,7 @@
         <w:rPr>
           <w:color w:val="000000"/>
         </w:rPr>
-        <w:t>Производитель - {{</w:t>
-      </w:r>
-      <w:proofErr w:type="spellStart"/>
-      <w:r>
-        <w:rPr>
-          <w:color w:val="000000"/>
-        </w:rPr>
-        <w:t>Producer</w:t>
-      </w:r>
-      <w:proofErr w:type="spellEnd"/>
-      <w:r>
-        <w:rPr>
-          <w:color w:val="000000"/>
-        </w:rPr>
-        <w:t>}};</w:t>
+        <w:t>Производитель - {{Producer}};</w:t>
       </w:r>
     </w:p>
     <w:p>
@@ -1897,21 +1497,7 @@
         <w:rPr>
           <w:color w:val="000000"/>
         </w:rPr>
-        <w:t>Условия оплаты: посланная в течение {{</w:t>
-      </w:r>
-      <w:proofErr w:type="spellStart"/>
-      <w:r>
-        <w:rPr>
-          <w:color w:val="000000"/>
-        </w:rPr>
-        <w:t>Pay_period</w:t>
-      </w:r>
-      <w:proofErr w:type="spellEnd"/>
-      <w:r>
-        <w:rPr>
-          <w:color w:val="000000"/>
-        </w:rPr>
-        <w:t>}} с момента поставки;</w:t>
+        <w:t>Условия оплаты: в течение {{Pay_period}} с момента поставки;</w:t>
       </w:r>
     </w:p>
     <w:p>
@@ -1937,36 +1523,65 @@
         <w:rPr>
           <w:color w:val="000000"/>
         </w:rPr>
-        <w:t>Оплата осуществляется в Рублях РФ по курсу Центрального банка РФ {{</w:t>
+        <w:t>Оплата осуществляется в Рублях РФ по курсу Центрального банка РФ {{Pay_cond}}</w:t>
       </w:r>
-      <w:proofErr w:type="spellStart"/>
+    </w:p>
+    <w:p>
+      <w:pPr>
+        <w:numPr>
+          <w:ilvl w:val="0"/>
+          <w:numId w:val="2"/>
+        </w:numPr>
+        <w:pBdr>
+          <w:top w:val="nil"/>
+          <w:left w:val="nil"/>
+          <w:bottom w:val="nil"/>
+          <w:right w:val="nil"/>
+          <w:between w:val="nil"/>
+        </w:pBdr>
+        <w:spacing w:after="200" w:line="276" w:lineRule="auto"/>
+        <w:jc w:val="both"/>
+        <w:rPr>
+          <w:color w:val="000000"/>
+        </w:rPr>
+      </w:pPr>
       <w:r>
         <w:rPr>
           <w:color w:val="000000"/>
         </w:rPr>
-        <w:t>Pay_cond</w:t>
+        <w:t>Срок действия КП до {{date_20days}}.</w:t>
       </w:r>
-      <w:proofErr w:type="spellEnd"/>
+    </w:p>
+    <w:p>
+      <w:pPr>
+        <w:pBdr>
+          <w:top w:val="nil"/>
+          <w:left w:val="nil"/>
+          <w:bottom w:val="nil"/>
+          <w:right w:val="nil"/>
+          <w:between w:val="nil"/>
+        </w:pBdr>
+        <w:spacing w:after="200" w:line="276" w:lineRule="auto"/>
+        <w:ind w:left="690"/>
+        <w:jc w:val="both"/>
+        <w:rPr>
+          <w:color w:val="000000"/>
+        </w:rPr>
+      </w:pPr>
       <w:r>
         <w:rPr>
-          <w:color w:val="000000"/>
-        </w:rPr>
-        <w:t>}}</w:t>
-      </w:r>
-      <w:r>
-        <w:rPr>
           <w:noProof/>
         </w:rPr>
         <w:drawing>
-          <wp:anchor distT="0" distB="0" distL="0" distR="0" simplePos="0" relativeHeight="251658240" behindDoc="0" locked="0" layoutInCell="1" hidden="0" allowOverlap="1" wp14:anchorId="78BEE062" wp14:editId="4DB2F5F4">
+          <wp:anchor distT="0" distB="0" distL="0" distR="0" simplePos="0" relativeHeight="251658240" behindDoc="0" locked="0" layoutInCell="1" hidden="0" allowOverlap="1" wp14:anchorId="78BEE062" wp14:editId="1D75B51B">
             <wp:simplePos x="0" y="0"/>
             <wp:positionH relativeFrom="column">
-              <wp:posOffset>3429000</wp:posOffset>
+              <wp:posOffset>3454400</wp:posOffset>
             </wp:positionH>
             <wp:positionV relativeFrom="paragraph">
-              <wp:posOffset>201532</wp:posOffset>
+              <wp:posOffset>13970</wp:posOffset>
             </wp:positionV>
-            <wp:extent cx="1530098" cy="1499617"/>
+            <wp:extent cx="1529715" cy="1499235"/>
             <wp:effectExtent l="0" t="0" r="0" b="0"/>
             <wp:wrapNone/>
             <wp:docPr id="1" name="image1.png" descr="image3.png"/>
@@ -1988,7 +1603,7 @@
                   <pic:spPr>
                     <a:xfrm>
                       <a:off x="0" y="0"/>
-                      <a:ext cx="1530098" cy="1499617"/>
+                      <a:ext cx="1529715" cy="1499235"/>
                     </a:xfrm>
                     <a:prstGeom prst="rect">
                       <a:avLst/>
@@ -2000,32 +1615,6 @@
             </a:graphic>
           </wp:anchor>
         </w:drawing>
-      </w:r>
-    </w:p>
-    <w:p>
-      <w:pPr>
-        <w:numPr>
-          <w:ilvl w:val="0"/>
-          <w:numId w:val="2"/>
-        </w:numPr>
-        <w:pBdr>
-          <w:top w:val="nil"/>
-          <w:left w:val="nil"/>
-          <w:bottom w:val="nil"/>
-          <w:right w:val="nil"/>
-          <w:between w:val="nil"/>
-        </w:pBdr>
-        <w:spacing w:after="200" w:line="276" w:lineRule="auto"/>
-        <w:jc w:val="both"/>
-        <w:rPr>
-          <w:color w:val="000000"/>
-        </w:rPr>
-      </w:pPr>
-      <w:r>
-        <w:rPr>
-          <w:color w:val="000000"/>
-        </w:rPr>
-        <w:t>Срок действия КП до {{date_20days}}.</w:t>
       </w:r>
       <w:r>
         <w:rPr>
@@ -2102,14 +1691,13 @@
         </w:rPr>
         <w:br/>
       </w:r>
-      <w:proofErr w:type="spellStart"/>
       <w:r>
         <w:rPr>
           <w:color w:val="000000"/>
-        </w:rPr>
-        <w:t>Гениральнай</w:t>
+          <w:lang w:val="ru-RU"/>
+        </w:rPr>
+        <w:t>Генеральный</w:t>
       </w:r>
-      <w:proofErr w:type="spellEnd"/>
       <w:r>
         <w:rPr>
           <w:color w:val="000000"/>
